--- a/content/templates/common-paper-cloud-service-agreement/template.docx
+++ b/content/templates/common-paper-cloud-service-agreement/template.docx
@@ -2877,6 +2877,9 @@
                 <w:szCs w:val="18"/>
               </w:rPr>
             </w:pPr>
+            <w:r>
+              <w:t>{provider_signatory_name}</w:t>
+            </w:r>
           </w:p>
         </w:tc>
         <w:tc>
@@ -2927,6 +2930,9 @@
                 <w:szCs w:val="18"/>
               </w:rPr>
             </w:pPr>
+            <w:r>
+              <w:t>{customer_signatory_name}</w:t>
+            </w:r>
           </w:p>
         </w:tc>
       </w:tr>
@@ -2989,6 +2995,9 @@
                 <w:szCs w:val="18"/>
               </w:rPr>
             </w:pPr>
+            <w:r>
+              <w:t>{provider_signatory_title_display}</w:t>
+            </w:r>
           </w:p>
         </w:tc>
         <w:tc>
@@ -3039,6 +3048,9 @@
                 <w:szCs w:val="18"/>
               </w:rPr>
             </w:pPr>
+            <w:r>
+              <w:t>{customer_signatory_title_display}</w:t>
+            </w:r>
           </w:p>
         </w:tc>
       </w:tr>
@@ -3123,6 +3135,9 @@
                 <w:szCs w:val="18"/>
               </w:rPr>
             </w:pPr>
+            <w:r>
+              <w:t>{provider_signatory_email}</w:t>
+            </w:r>
           </w:p>
         </w:tc>
         <w:tc>
@@ -3173,6 +3188,9 @@
                 <w:szCs w:val="18"/>
               </w:rPr>
             </w:pPr>
+            <w:r>
+              <w:t>{customer_signatory_email}</w:t>
+            </w:r>
           </w:p>
         </w:tc>
       </w:tr>
@@ -5956,6 +5974,9 @@
                 <w:szCs w:val="18"/>
               </w:rPr>
             </w:pPr>
+            <w:r>
+              <w:t>{provider_signatory_name}</w:t>
+            </w:r>
           </w:p>
         </w:tc>
         <w:tc>
@@ -6006,6 +6027,9 @@
                 <w:szCs w:val="18"/>
               </w:rPr>
             </w:pPr>
+            <w:r>
+              <w:t>{customer_signatory_name}</w:t>
+            </w:r>
           </w:p>
         </w:tc>
       </w:tr>
@@ -6068,6 +6092,9 @@
                 <w:szCs w:val="18"/>
               </w:rPr>
             </w:pPr>
+            <w:r>
+              <w:t>{provider_signatory_title_display}</w:t>
+            </w:r>
           </w:p>
         </w:tc>
         <w:tc>
@@ -6118,6 +6145,9 @@
                 <w:szCs w:val="18"/>
               </w:rPr>
             </w:pPr>
+            <w:r>
+              <w:t>{customer_signatory_title_display}</w:t>
+            </w:r>
           </w:p>
         </w:tc>
       </w:tr>
@@ -6202,6 +6232,9 @@
                 <w:szCs w:val="18"/>
               </w:rPr>
             </w:pPr>
+            <w:r>
+              <w:t>{provider_signatory_email}</w:t>
+            </w:r>
           </w:p>
         </w:tc>
         <w:tc>
@@ -6252,6 +6285,9 @@
                 <w:szCs w:val="18"/>
               </w:rPr>
             </w:pPr>
+            <w:r>
+              <w:t>{customer_signatory_email}</w:t>
+            </w:r>
           </w:p>
         </w:tc>
       </w:tr>
